--- a/beta/pre-flight-checklist.docx
+++ b/beta/pre-flight-checklist.docx
@@ -7,7 +7,7 @@
         <w:pStyle w:val="Title"/>
       </w:pPr>
       <w:r>
-        <w:t>AMASAMYA Beta — Pre-Flight Checklist</w:t>
+        <w:t>AMASAMYA Beta - Pre-Flight Checklist</w:t>
       </w:r>
     </w:p>
     <w:p>
@@ -15,7 +15,7 @@
         <w:pStyle w:val="Heading1"/>
       </w:pPr>
       <w:r>
-        <w:t>AMASAMYA Beta — Pre-Flight Checklist</w:t>
+        <w:t>AMASAMYA Beta - Pre-Flight Checklist</w:t>
       </w:r>
     </w:p>
     <w:p>
@@ -193,7 +193,7 @@
         <w:rPr>
           <w:i/>
         </w:rPr>
-        <w:t>(As of commit `[next]` — including the screen-reader Escape fix.)</w:t>
+        <w:t>(As of commit `[next]` - including the screen-reader Escape fix.)</w:t>
       </w:r>
     </w:p>
     <w:p>
@@ -305,7 +305,7 @@
     </w:p>
     <w:p>
       <w:r>
-        <w:t xml:space="preserve">      **Run this manually before launch — synthetic tests don't catch</w:t>
+        <w:t xml:space="preserve">      **Run this manually before launch - synthetic tests don't catch</w:t>
       </w:r>
     </w:p>
     <w:p>
@@ -443,7 +443,7 @@
     </w:p>
     <w:p>
       <w:r>
-        <w:t xml:space="preserve">      Notion / similar — but the link must not require login.</w:t>
+        <w:t xml:space="preserve">      Notion / similar - but the link must not require login.</w:t>
       </w:r>
     </w:p>
     <w:p>
@@ -542,7 +542,7 @@
         <w:t>CONTRIBUTORS.md</w:t>
       </w:r>
       <w:r>
-        <w:t xml:space="preserve"> published — either as a markdown file in the</w:t>
+        <w:t xml:space="preserve"> published - either as a markdown file in the</w:t>
       </w:r>
     </w:p>
     <w:p>
@@ -610,7 +610,7 @@
     </w:p>
     <w:p>
       <w:r>
-        <w:t xml:space="preserve">      "Tracking — keep this simple". Empty rows, ready to fill.</w:t>
+        <w:t xml:space="preserve">      "Tracking - keep this simple". Empty rows, ready to fill.</w:t>
       </w:r>
     </w:p>
     <w:p>
@@ -696,7 +696,7 @@
         <w:pStyle w:val="ListBullet2"/>
       </w:pPr>
       <w:r>
-        <w:t>Test the delivery flow on yourself first — recipient should be</w:t>
+        <w:t>Test the delivery flow on yourself first - recipient should be</w:t>
       </w:r>
     </w:p>
     <w:p>
@@ -787,7 +787,7 @@
     </w:p>
     <w:p>
       <w:r>
-        <w:t xml:space="preserve">      *"Thanks — I read every reply within 24 hours; if you don't hear</w:t>
+        <w:t xml:space="preserve">      *"Thanks - I read every reply within 24 hours; if you don't hear</w:t>
       </w:r>
     </w:p>
     <w:p>
@@ -816,7 +816,7 @@
     </w:p>
     <w:p>
       <w:r>
-        <w:t xml:space="preserve">      *"Thanks for being willing to test — here's the brief: [link],</w:t>
+        <w:t xml:space="preserve">      *"Thanks for being willing to test - here's the brief: [link],</w:t>
       </w:r>
     </w:p>
     <w:p>
@@ -859,7 +859,7 @@
     </w:p>
     <w:p>
       <w:r>
-        <w:t xml:space="preserve">      tracker the same day. GitHub Issues, Linear, plain text file —</w:t>
+        <w:t xml:space="preserve">      tracker the same day. GitHub Issues, Linear, plain text file -</w:t>
       </w:r>
     </w:p>
     <w:p>
@@ -946,7 +946,7 @@
     </w:p>
     <w:p>
       <w:r>
-        <w:t xml:space="preserve">      single highest-leverage thing you can do for trust — if the</w:t>
+        <w:t xml:space="preserve">      single highest-leverage thing you can do for trust - if the</w:t>
       </w:r>
     </w:p>
     <w:p>
@@ -999,7 +999,7 @@
     </w:p>
     <w:p>
       <w:r>
-        <w:t xml:space="preserve">      is excellent — protect it by not spamming the same audience</w:t>
+        <w:t xml:space="preserve">      is excellent - protect it by not spamming the same audience</w:t>
       </w:r>
     </w:p>
     <w:p>
@@ -1064,7 +1064,7 @@
     </w:p>
     <w:p>
       <w:r>
-        <w:t xml:space="preserve">      a red flag — fix something obvious before sending the next batch.</w:t>
+        <w:t xml:space="preserve">      a red flag - fix something obvious before sending the next batch.</w:t>
       </w:r>
     </w:p>
     <w:p>
@@ -1226,7 +1226,7 @@
         <w:t>Hour 0</w:t>
       </w:r>
       <w:r>
-        <w:t xml:space="preserve"> — verify the listing renders correctly and the privacy</w:t>
+        <w:t xml:space="preserve"> - verify the listing renders correctly and the privacy</w:t>
       </w:r>
     </w:p>
     <w:p>
@@ -1245,7 +1245,7 @@
         <w:t>Hour 1</w:t>
       </w:r>
       <w:r>
-        <w:t xml:space="preserve"> — push any final hot-fixes; tag a release; deploy.</w:t>
+        <w:t xml:space="preserve"> - push any final hot-fixes; tag a release; deploy.</w:t>
       </w:r>
     </w:p>
     <w:p>
@@ -1259,7 +1259,7 @@
         <w:t>Hour 2</w:t>
       </w:r>
       <w:r>
-        <w:t xml:space="preserve"> — final smoke test: PIN sign-in, one PDF audit, one Web</w:t>
+        <w:t xml:space="preserve"> - final smoke test: PIN sign-in, one PDF audit, one Web</w:t>
       </w:r>
     </w:p>
     <w:p>
@@ -1273,7 +1273,7 @@
         <w:t>stop and fix</w:t>
       </w:r>
       <w:r>
-        <w:t xml:space="preserve"> — don't send</w:t>
+        <w:t xml:space="preserve"> - don't send</w:t>
       </w:r>
     </w:p>
     <w:p>
@@ -1292,7 +1292,7 @@
         <w:t>Hour 3</w:t>
       </w:r>
       <w:r>
-        <w:t xml:space="preserve"> — send first wave of warm-channel emails (Templates 1</w:t>
+        <w:t xml:space="preserve"> - send first wave of warm-channel emails (Templates 1</w:t>
       </w:r>
     </w:p>
     <w:p>
@@ -1311,7 +1311,7 @@
         <w:t>Hour 4–24</w:t>
       </w:r>
       <w:r>
-        <w:t xml:space="preserve"> — monitor inbox; reply within 4 hours to every</w:t>
+        <w:t xml:space="preserve"> - monitor inbox; reply within 4 hours to every</w:t>
       </w:r>
     </w:p>
     <w:p>
@@ -1330,7 +1330,7 @@
         <w:t>Day 2</w:t>
       </w:r>
       <w:r>
-        <w:t xml:space="preserve"> — Templates 2 and 4 (organisations + Reddit).</w:t>
+        <w:t xml:space="preserve"> - Templates 2 and 4 (organisations + Reddit).</w:t>
       </w:r>
     </w:p>
     <w:p>
@@ -1344,7 +1344,7 @@
         <w:t>Days 3–5</w:t>
       </w:r>
       <w:r>
-        <w:t xml:space="preserve"> — Template 3 (paid experts) one at a time.</w:t>
+        <w:t xml:space="preserve"> - Template 3 (paid experts) one at a time.</w:t>
       </w:r>
     </w:p>
     <w:p>
@@ -1358,7 +1358,7 @@
         <w:t>Day 7</w:t>
       </w:r>
       <w:r>
-        <w:t xml:space="preserve"> — first review: how many tests scheduled, how many</w:t>
+        <w:t xml:space="preserve"> - first review: how many tests scheduled, how many</w:t>
       </w:r>
     </w:p>
     <w:p>
@@ -1377,7 +1377,7 @@
         <w:t>Day 14</w:t>
       </w:r>
       <w:r>
-        <w:t xml:space="preserve"> — send "what changed because of your feedback" follow-up</w:t>
+        <w:t xml:space="preserve"> - send "what changed because of your feedback" follow-up</w:t>
       </w:r>
     </w:p>
     <w:p>
@@ -1396,7 +1396,7 @@
         <w:t>Day 21</w:t>
       </w:r>
       <w:r>
-        <w:t xml:space="preserve"> — write the public soft-launch post on LinkedIn.</w:t>
+        <w:t xml:space="preserve"> - write the public soft-launch post on LinkedIn.</w:t>
       </w:r>
     </w:p>
     <w:p>
@@ -1421,8 +1421,11 @@
       </w:r>
     </w:p>
     <w:p>
+      <w:pPr>
+        <w:pStyle w:val="ListBullet"/>
+      </w:pPr>
       <w:r>
-        <w:t>— Akhilesh Malani</w:t>
+        <w:t>Akhilesh Malani</w:t>
       </w:r>
     </w:p>
     <w:sectPr>
